--- a/Zerde_Konergen_sozder/ZhI_deklaratsiyasy.docx
+++ b/Zerde_Konergen_sozder/ZhI_deklaratsiyasy.docx
@@ -880,7 +880,7 @@
                 <w:sz w:val="22"/>
                 <w:szCs w:val="22"/>
               </w:rPr>
-              <w:t xml:space="preserve">Сөздерді сөздіктен өзім тексердім; БАҚ мониторингін, лингвистикалық серуенді және тестті өзім жүргіздім; ЖИ деректерді жинауға пайдаланылмады. </w:t>
+              <w:t xml:space="preserve">Сөздерді сөздіктен өзім тексердім; БАҚ мониторингі мен тестті өзім жүргіздім; ЖИ деректерді жинауға пайдаланылмады. </w:t>
             </w:r>
             <w:r>
               <w:rPr>
